--- a/nc_paper/SUBMISSION/response_letter_R1_1013.docx
+++ b/nc_paper/SUBMISSION/response_letter_R1_1013.docx
@@ -1156,7 +1156,7 @@
           <w:bCs/>
           <w:b/>
         </w:rPr>
-        <w:t xml:space="preserve">We have also expanded the text describing the boundary conditions used in the experimental design, especially the implementation of the GLAC-1D ice-sheet reconstruction. Now reads:</w:t>
+        <w:t xml:space="preserve">We also expanded the text describing the boundary conditions used in the experimental design, especially the implementation of the GLAC-1D ice-sheet reconstruction. Now reads:</w:t>
       </w:r>
     </w:p>
     <w:p>

--- a/nc_paper/SUBMISSION/response_letter_R1_1013.docx
+++ b/nc_paper/SUBMISSION/response_letter_R1_1013.docx
@@ -1577,7 +1577,7 @@
           <w:iCs/>
           <w:i/>
         </w:rPr>
-        <w:t xml:space="preserve">The ventilation age figure as an example of the labelling now applied throughout. Meridians are labelled upright inside the map boundary and latitude circles are labelled along the 180° meridian, at 60°S, 70°S and 80°S. Placing both inside avoids the labels of neighbouring panels running into one another, which happened when they were set outside the circular boundary, and it leaves more room for the maps themselves. The mixed layer, wind stress and composite figures have been treated the same way; please refer to the revised manuscript and supplement for the complete set.</w:t>
+        <w:t xml:space="preserve">The ventilation age figure as an example of the labelling now applied throughout. Meridians are labelled upright inside the map boundary and latitude circles are labelled along the 150°E meridian, at 60°S, 70°S and 80°S. Placing both inside avoids the labels of neighbouring panels running into one another, which happened when they were set outside the circular boundary, and it leaves more room for the maps themselves. The mixed layer, wind stress and composite figures have been treated the same way; please refer to the revised manuscript and supplement for the complete set.</w:t>
       </w:r>
     </w:p>
     <w:bookmarkEnd w:id="30"/>

--- a/nc_paper/SUBMISSION/response_letter_R1_1013.docx
+++ b/nc_paper/SUBMISSION/response_letter_R1_1013.docx
@@ -1512,7 +1512,7 @@
       <w:r>
         <w:drawing>
           <wp:inline>
-            <wp:extent cx="5334000" cy="3863183"/>
+            <wp:extent cx="5334000" cy="3796576"/>
             <wp:effectExtent b="0" l="0" r="0" t="0"/>
             <wp:docPr descr="" title="" id="28" name="Picture"/>
             <a:graphic>
@@ -1533,7 +1533,7 @@
                   <pic:spPr bwMode="auto">
                     <a:xfrm>
                       <a:off x="0" y="0"/>
-                      <a:ext cx="5334000" cy="3863183"/>
+                      <a:ext cx="5334000" cy="3796576"/>
                     </a:xfrm>
                     <a:prstGeom prst="rect">
                       <a:avLst/>
@@ -1577,7 +1577,7 @@
           <w:iCs/>
           <w:i/>
         </w:rPr>
-        <w:t xml:space="preserve">The ventilation age figure as an example of the labelling now applied throughout. Meridians are labelled upright inside the map boundary and latitude circles are labelled along the 150°E meridian, at 60°S, 70°S and 80°S. Placing both inside avoids the labels of neighbouring panels running into one another, which happened when they were set outside the circular boundary, and it leaves more room for the maps themselves. The mixed layer, wind stress and composite figures have been treated the same way; please refer to the revised manuscript and supplement for the complete set.</w:t>
+        <w:t xml:space="preserve">The ventilation age figure as an example of the labelling now applied throughout. Meridians are labelled just outside the map boundary and latitude circles along the 150°E meridian, at 60°S, 70°S and 80°S. Labels are placed only where there is white space, so that those of neighbouring panels do not run into one another and nothing is written over the data. The mixed layer, wind stress and composite figures have been treated the same way; please refer to the revised manuscript and supplement for the complete set.</w:t>
       </w:r>
     </w:p>
     <w:bookmarkEnd w:id="30"/>
@@ -2175,7 +2175,7 @@
           <w:iCs/>
           <w:i/>
         </w:rPr>
-        <w:t xml:space="preserve">(a) LGM and (b) MIS3 winter mixed layer depth south of 60°S, on a 0–300 m scale with the 200 m contour in orange. The tightened scale resolves discrete deep cells along the coast, in the Weddell, Prydz Bay and Ross sectors, which is where the glacial dense water is produced. This is the figure we now use in the supplement.</w:t>
+        <w:t xml:space="preserve">(a) LGM and (b) MIS3 winter mixed layer depth south of 60°S, on a 0–300 m scale. The tightened scale resolves discrete deep cells along the coast, in the Weddell, Prydz Bay and Ross sectors, which is where the glacial dense water is produced. This is the figure we now use in the supplement.</w:t>
       </w:r>
     </w:p>
     <w:p>
@@ -2616,7 +2616,7 @@
       <w:r>
         <w:drawing>
           <wp:inline>
-            <wp:extent cx="5334000" cy="4964723"/>
+            <wp:extent cx="5334000" cy="4855443"/>
             <wp:effectExtent b="0" l="0" r="0" t="0"/>
             <wp:docPr descr="" title="" id="41" name="Picture"/>
             <a:graphic>
@@ -2637,7 +2637,7 @@
                   <pic:spPr bwMode="auto">
                     <a:xfrm>
                       <a:off x="0" y="0"/>
-                      <a:ext cx="5334000" cy="4964723"/>
+                      <a:ext cx="5334000" cy="4855443"/>
                     </a:xfrm>
                     <a:prstGeom prst="rect">
                       <a:avLst/>
@@ -2681,7 +2681,7 @@
           <w:iCs/>
           <w:i/>
         </w:rPr>
-        <w:t xml:space="preserve">The surface density tendency figure with the climate-state headings added, so that the columns are identified in the same way as in the other figures. The freshwater counterpart, Fig. 4, has been given the same headings.</w:t>
+        <w:t xml:space="preserve">The surface density tendency figure with the climate-state headings added, so that the columns are identified in the same way as in the other figures, and with latitude and longitude now labelled. With fifteen panels at this size a labelled graticule on every one would obscure the fields, so the labels are given on the first column only; all panels share the same projection and extent. Latitude circles are labelled at 60°S and 70°S along 150°E, and meridians outside the frame. The freshwater counterpart, Fig. 4, has been treated the same way.</w:t>
       </w:r>
     </w:p>
     <w:p>

--- a/nc_paper/SUBMISSION/response_letter_R1_1013.docx
+++ b/nc_paper/SUBMISSION/response_letter_R1_1013.docx
@@ -371,7 +371,7 @@
           <w:bCs/>
           <w:b/>
         </w:rPr>
-        <w:t xml:space="preserve">Two differences are real and we state them rather than smoothing them over. Our light-end buoyancy gain is weaker than theirs, and our whole curve sits at lighter densities, because the simulated Southern Ocean surface is fresher than observed. Both follow from the same bias, which we quantify under model limitations below.</w:t>
+        <w:t xml:space="preserve">Two differences should be noted. Our light-end buoyancy gain is weaker than theirs, and our whole curve sits at lighter densities, because the simulated Southern Ocean surface is fresher than observed. Both follow from the same bias, which we quantify under model limitations below.</w:t>
       </w:r>
     </w:p>
     <w:p>
@@ -1445,7 +1445,7 @@
           <w:bCs/>
           <w:b/>
         </w:rPr>
-        <w:t xml:space="preserve">Taken together these are systematic biases: the mixed layers are too deep in the open ocean and too shallow on the shelf, the sea ice is too thin, and the surface is too warm and too fresh, in every one of our simulations alike. That matters for how the results should be read. Because the same bias is present in all five experiments, it largely cancels in the differences between them, which is what the paper actually reports. We make no claim about the absolute transformation rate or the absolute density at which it occurs; we claim that the balance between the thermal and haline pathways shifts between climate states, and a bias common to every state cannot generate that shift.</w:t>
+        <w:t xml:space="preserve">Taken together these are systematic biases. That matters for how the results should be read. Because the same bias is present in all five experiments, it largely cancels in the differences between them, which is what the paper actually reports. We make no claim about the absolute transformation rate or the absolute density at which it occurs; we claim that the balance between the thermal and haline pathways shifts between climate states, and a bias common to every state cannot generate that shift.</w:t>
       </w:r>
     </w:p>
     <w:p>
@@ -1512,7 +1512,7 @@
       <w:r>
         <w:drawing>
           <wp:inline>
-            <wp:extent cx="5334000" cy="3796576"/>
+            <wp:extent cx="5334000" cy="3814324"/>
             <wp:effectExtent b="0" l="0" r="0" t="0"/>
             <wp:docPr descr="" title="" id="28" name="Picture"/>
             <a:graphic>
@@ -1533,7 +1533,7 @@
                   <pic:spPr bwMode="auto">
                     <a:xfrm>
                       <a:off x="0" y="0"/>
-                      <a:ext cx="5334000" cy="3796576"/>
+                      <a:ext cx="5334000" cy="3814324"/>
                     </a:xfrm>
                     <a:prstGeom prst="rect">
                       <a:avLst/>
@@ -2616,7 +2616,7 @@
       <w:r>
         <w:drawing>
           <wp:inline>
-            <wp:extent cx="5334000" cy="4855443"/>
+            <wp:extent cx="5334000" cy="5447594"/>
             <wp:effectExtent b="0" l="0" r="0" t="0"/>
             <wp:docPr descr="" title="" id="41" name="Picture"/>
             <a:graphic>
@@ -2637,7 +2637,7 @@
                   <pic:spPr bwMode="auto">
                     <a:xfrm>
                       <a:off x="0" y="0"/>
-                      <a:ext cx="5334000" cy="4855443"/>
+                      <a:ext cx="5334000" cy="5447594"/>
                     </a:xfrm>
                     <a:prstGeom prst="rect">
                       <a:avLst/>
@@ -2681,7 +2681,7 @@
           <w:iCs/>
           <w:i/>
         </w:rPr>
-        <w:t xml:space="preserve">The surface density tendency figure with the climate-state headings added, so that the columns are identified in the same way as in the other figures, and with latitude and longitude now labelled. With fifteen panels at this size a labelled graticule on every one would obscure the fields, so the labels are given on the first column only; all panels share the same projection and extent. Latitude circles are labelled at 60°S and 70°S along 150°E, and meridians outside the frame. The freshwater counterpart, Fig. 4, has been treated the same way.</w:t>
+        <w:t xml:space="preserve">The surface density tendency figure with the climate-state headings added, so that the columns are identified in the same way as in the other figures, and with latitude and longitude now labelled. Every panel carries the latitude circles, at 50°S, 60°S, 70°S and 80°S along 150°E, and the 180° meridian. The remaining meridians are given on the outer columns only, 60°W and 120°W on the left and 60°E and 120°E on the right, so that no label falls between two panels; all panels share the same projection and extent. All labels sit outside the frame. The freshwater counterpart, Fig. 4, has been treated the same way.</w:t>
       </w:r>
     </w:p>
     <w:p>

--- a/nc_paper/SUBMISSION/response_letter_R1_1013.docx
+++ b/nc_paper/SUBMISSION/response_letter_R1_1013.docx
@@ -106,19 +106,6 @@
           <w:bCs/>
           <w:b/>
         </w:rPr>
-        <w:t xml:space="preserve">directly, ideal age throughout the global ocean, and a fuller treatment of the Southern Annular Mode; discussed the study by Chen et al. (2025) that Reviewer 2 noted; and worked through every specific comment. Five new figures have been added, along with a boundary condition table and a Source Data file.</w:t>
-      </w:r>
-    </w:p>
-    <w:p>
-      <w:pPr>
-        <w:pStyle w:val="BodyText"/>
-      </w:pPr>
-      <w:r>
-        <w:rPr>
-          <w:color w:val="0000CC"/>
-          <w:bCs/>
-          <w:b/>
-        </w:rPr>
         <w:t xml:space="preserve">For convenience the principal new figures are reproduced in this letter, so that the reviewers can assess them conveniently.</w:t>
       </w:r>
     </w:p>
@@ -135,23 +122,8 @@
         <w:t xml:space="preserve">Reviewer comments are reproduced in full below in black, each followed by our response in blue; text quoted from the revised manuscript is given in blue italics. Line numbers in our responses refer to the revised manuscript unless stated otherwise. All changes are marked in the accompanying tracked-changes file.</w:t>
       </w:r>
     </w:p>
-    <w:p>
-      <w:pPr>
-        <w:pStyle w:val="BodyText"/>
-      </w:pPr>
-      <w:r>
-        <w:rPr>
-          <w:color w:val="0000CC"/>
-          <w:iCs/>
-          <w:i/>
-          <w:bCs/>
-          <w:b/>
-        </w:rPr>
-        <w:t xml:space="preserve">Draft covering Reviewer 1 only. The replies to Reviewers 2 and 3 are unchanged from the previous version and are not reproduced here, pending Jiping's review.</w:t>
-      </w:r>
-    </w:p>
     <w:bookmarkEnd w:id="20"/>
-    <w:bookmarkStart w:id="44" w:name="response-to-comments-by-reviewer-1"/>
+    <w:bookmarkStart w:id="49" w:name="response-to-comments-by-reviewer-1"/>
     <w:p>
       <w:pPr>
         <w:pStyle w:val="Heading1"/>
@@ -181,7 +153,7 @@
         <w:t xml:space="preserve">We thank the reviewer for the constructive general comments and a thorough list of specific comments.</w:t>
       </w:r>
     </w:p>
-    <w:bookmarkStart w:id="30" w:name="general-comments"/>
+    <w:bookmarkStart w:id="35" w:name="general-comments"/>
     <w:p>
       <w:pPr>
         <w:pStyle w:val="Heading2"/>
@@ -190,17 +162,18 @@
         <w:t xml:space="preserve">General comments</w:t>
       </w:r>
     </w:p>
+    <w:bookmarkStart w:id="24" w:name="X1960b3ed9d369e12345b661e2632536d43b149f"/>
+    <w:p>
+      <w:pPr>
+        <w:pStyle w:val="Heading3"/>
+      </w:pPr>
+      <w:r>
+        <w:t xml:space="preserve">Model evaluation and confidence in simulated dense water formation</w:t>
+      </w:r>
+    </w:p>
     <w:p>
       <w:pPr>
         <w:pStyle w:val="FirstParagraph"/>
-      </w:pPr>
-      <w:r>
-        <w:t xml:space="preserve">*Model evaluation and confidence in simulated dense water formation</w:t>
-      </w:r>
-    </w:p>
-    <w:p>
-      <w:pPr>
-        <w:pStyle w:val="BodyText"/>
       </w:pPr>
       <w:r>
         <w:t xml:space="preserve">The conclusions of this study rely entirely on a single Earth system model. While I do not consider this to be a major limitation by itself, I think the manuscript would benefit from a more thorough discussion of how well AWI-ESM2 represents present-day Southern Ocean dense water formation and Antarctic Bottom Water formation. The manuscript briefly states that the PI simulation produces comparable WMT magnitudes to observational estimates, but Figure A4 only shows the model results, making it difficult for the reader to evaluate this statement. Given the importance of the model for all subsequent paleoclimate interpretations, I encourage the authors to provide stronger evidence supporting its performance. This could include a direct comparison with observational WMT estimates, or a more detailed discussion of known model strengths and biases in Southern Ocean stratification, sea ice, mixed-layer depth, and Antarctic Bottom Water formation. Even if such comparisons already exist in previous AWI-ESM2 publications, briefly summarising them here would substantially increase confidence in the conclusions.</w:t>
@@ -454,17 +427,19 @@
         <w:t xml:space="preserve">Another point from the reviewer is about the discussion of known model strengths and biases in Southern Ocean stratification, sea ice, mixed-layer depth, and Antarctic Bottom Water formation. Since the second last comment of the reviewer specifically deals with "Model limitations", we refer to our response to that comment.</w:t>
       </w:r>
     </w:p>
-    <w:p>
-      <w:pPr>
-        <w:pStyle w:val="BodyText"/>
-      </w:pPr>
-      <w:r>
-        <w:t xml:space="preserve">*Boundary conditions</w:t>
-      </w:r>
-    </w:p>
-    <w:p>
-      <w:pPr>
-        <w:pStyle w:val="BodyText"/>
+    <w:bookmarkEnd w:id="24"/>
+    <w:bookmarkStart w:id="25" w:name="boundary-conditions"/>
+    <w:p>
+      <w:pPr>
+        <w:pStyle w:val="Heading3"/>
+      </w:pPr>
+      <w:r>
+        <w:t xml:space="preserve">Boundary conditions</w:t>
+      </w:r>
+    </w:p>
+    <w:p>
+      <w:pPr>
+        <w:pStyle w:val="FirstParagraph"/>
       </w:pPr>
       <w:r>
         <w:t xml:space="preserve">The description of the prescribed boundary conditions for the paleoclimate simulations could be expanded. In particular, the glacial simulations use the GLAC-1D ice-sheet reconstruction, but it is not entirely clear how the ice-sheet changes are implemented in the model (e.g., topography, land-sea mask, ice-sheet extent, bathymetry, or other boundary conditions). As Antarctic dense water formation is highly sensitive to such factors, providing additional details on the experimental setup would help readers assess the robustness of the simulations. This is not a request for additional simulations, but rather for a clearer discussion of the robustness of the conclusions and the extent to which they may depend on the chosen model configuration and forcing datasets. A summary table listing the prescribed greenhouse gas concentrations, orbital parameters, and ice-sheet boundary conditions for each experiment would also improve the readability of the Methods section.</w:t>
@@ -1174,17 +1149,19 @@
         <w:t xml:space="preserve">“We perform five equilibrium simulations spanning distinct climate states including three interglacial periods, i.e., pre-industrial (PI), mid-Holocene (MH), and last interglacial (LIG), and two glacial periods, i.e., the Last Glacial Maximum (LGM) and Marine Isotope Stage 3 (MIS3). The boundary conditions are configured following the criteria of PMIP4 and are summarised in Table 1. Orbital parameters are calculated following , and the greenhouse gas concentrations are taken from multi-archive reconstructions from ice core records and recent measurements of firn air and atmospheric samples . For LGM and MIS3, we fix the boundary conditions at 21 ka and 38 ka respectively, with the topography and ice-sheet properties deriving from the GLAC1D reconstruction . The GLAC-1D reconstruction enters the model through several boundary fields at once, and it is clearest to list them by the component that uses them. Specifically, the atmosphere component receives the ice sheet extent and surface elevation as orography, together with the land-sea mask implied by the lowered sea level. The land surface receives the same topography, from which river routing and vegetation distribution are derived. The ocean component receives bathymetry and a modified coastline. Because the ocean component uses an unstructured mesh, a changed coastline cannot be imposed on the existing grid and a dedicated mesh must be generated for each glacial period; we use meshes constructed for 21 ka and 38 ka respectively, while PI, MH and LIG share the modern-geometry mesh. Global mean ocean salinity is raised in the glacial experiments to account for the water stored in the ice sheets. No prescribed ice sheet meltwater flux is applied in any of the equilibrium simulations, and the model does not include ice shelf cavities, so basal melt beneath floating ice shelves is not represented.”</w:t>
       </w:r>
     </w:p>
-    <w:p>
-      <w:pPr>
-        <w:pStyle w:val="BodyText"/>
-      </w:pPr>
-      <w:r>
-        <w:t xml:space="preserve">*Clarifying several interpretations</w:t>
-      </w:r>
-    </w:p>
-    <w:p>
-      <w:pPr>
-        <w:pStyle w:val="BodyText"/>
+    <w:bookmarkEnd w:id="25"/>
+    <w:bookmarkStart w:id="26" w:name="clarifying-several-interpretations"/>
+    <w:p>
+      <w:pPr>
+        <w:pStyle w:val="Heading3"/>
+      </w:pPr>
+      <w:r>
+        <w:t xml:space="preserve">Clarifying several interpretations</w:t>
+      </w:r>
+    </w:p>
+    <w:p>
+      <w:pPr>
+        <w:pStyle w:val="FirstParagraph"/>
       </w:pPr>
       <w:r>
         <w:t xml:space="preserve">Most interpretations are convincing, although a few statements could be presented more carefully or supported more explicitly. For example, some descriptions of the role of the Southern Annular Mode appear stronger than the presented evidence suggests, and several discussions would benefit from more direct references to the relevant figure panels.</w:t>
@@ -1231,17 +1208,19 @@
         <w:t xml:space="preserve">“Whether this persistent coupling could be exploited for proxy reconstruction is less clear than we previously suggested. Recovering an interannual-to-decadal signal from marine sediments would require accumulation rates and chronological precision that are rarely available around the Antarctic margin, where sedimentation is slow and bioturbation mixes the record over intervals far longer than the variability of interest. We therefore present the persistence of the coupling as a property of the simulated system rather than as a practical route to a marine Southern Annular Mode reconstruction.”</w:t>
       </w:r>
     </w:p>
-    <w:p>
-      <w:pPr>
-        <w:pStyle w:val="BodyText"/>
-      </w:pPr>
-      <w:r>
-        <w:t xml:space="preserve">*Model limitations</w:t>
-      </w:r>
-    </w:p>
-    <w:p>
-      <w:pPr>
-        <w:pStyle w:val="BodyText"/>
+    <w:bookmarkEnd w:id="26"/>
+    <w:bookmarkStart w:id="30" w:name="model-limitations"/>
+    <w:p>
+      <w:pPr>
+        <w:pStyle w:val="Heading3"/>
+      </w:pPr>
+      <w:r>
+        <w:t xml:space="preserve">Model limitations</w:t>
+      </w:r>
+    </w:p>
+    <w:p>
+      <w:pPr>
+        <w:pStyle w:val="FirstParagraph"/>
       </w:pPr>
       <w:r>
         <w:t xml:space="preserve">Model limitations: The manuscript convincingly demonstrates that sea ice drives the transition from a thermally dominated to a haline-dominated dense water formation regime. However, the discussion would benefit from a brief consideration of the known biases and limitations of AWI-ESM2, particularly regarding Southern Ocean sea ice, mixed-layer depths, and Antarctic Bottom Water formation. Discussing how these model characteristics may influence the proposed mechanism would help readers assess the robustness and broader applicability of the conclusions.</w:t>
@@ -1321,18 +1300,18 @@
           <wp:inline>
             <wp:extent cx="5334000" cy="2896913"/>
             <wp:effectExtent b="0" l="0" r="0" t="0"/>
-            <wp:docPr descr="" title="" id="25" name="Picture"/>
+            <wp:docPr descr="" title="" id="28" name="Picture"/>
             <a:graphic>
               <a:graphicData uri="http://schemas.openxmlformats.org/drawingml/2006/picture">
                 <pic:pic>
                   <pic:nvPicPr>
-                    <pic:cNvPr descr="/work/ba1066/a270064/cc_projects/aabw_5exps/nc_paper/SUBMISSION/letter_figs/figR17_mld_pi_vs_obs.png" id="26" name="Picture"/>
+                    <pic:cNvPr descr="/work/ba1066/a270064/cc_projects/aabw_5exps/nc_paper/SUBMISSION/letter_figs/figR17_mld_pi_vs_obs.png" id="29" name="Picture"/>
                     <pic:cNvPicPr>
                       <a:picLocks noChangeArrowheads="1" noChangeAspect="1"/>
                     </pic:cNvPicPr>
                   </pic:nvPicPr>
                   <pic:blipFill>
-                    <a:blip r:embed="rId24"/>
+                    <a:blip r:embed="rId27"/>
                     <a:stretch>
                       <a:fillRect/>
                     </a:stretch>
@@ -1476,17 +1455,19 @@
         <w:t xml:space="preserve">“Independent evaluations of this model provide context for these limitations, and we summarise the relevant points here rather than leaving them to be sought in the model description literature. Sidorenko et al. (2019) evaluate the coupled configuration against observations and report that the abyssal overturning cell associated with Antarctic Bottom Water is reproduced with a maximum of about 10 Sv, comparable to the pre-industrial value obtained here. The same evaluation identifies the Southern Ocean as the region of the most pronounced warm bias of 1.43 K against the PHC climatology at the resolution used here, and notes that Antarctic sea ice is too thin, hardly reaching 0.25 m in the central Weddell Sea in September. Their overall assessment is that although biases in the representation of water mass properties and ventilation mechanisms are present, the model still produces a reasonable density distribution that maintains realistic transports. A warm and thin-ice Southern Ocean is precisely the state in which open-ocean convection is favoured over shelf processes, so these documented biases are consistent with the convection behaviour we diagnose above.”</w:t>
       </w:r>
     </w:p>
-    <w:p>
-      <w:pPr>
-        <w:pStyle w:val="BodyText"/>
-      </w:pPr>
-      <w:r>
-        <w:t xml:space="preserve">*Latitude and longitude labels, and subpanel references</w:t>
-      </w:r>
-    </w:p>
-    <w:p>
-      <w:pPr>
-        <w:pStyle w:val="BodyText"/>
+    <w:bookmarkEnd w:id="30"/>
+    <w:bookmarkStart w:id="34" w:name="X6c83ac5c91116ba0d40b556dadef3c13df8006f"/>
+    <w:p>
+      <w:pPr>
+        <w:pStyle w:val="Heading3"/>
+      </w:pPr>
+      <w:r>
+        <w:t xml:space="preserve">Latitude and longitude labels, and subpanel references</w:t>
+      </w:r>
+    </w:p>
+    <w:p>
+      <w:pPr>
+        <w:pStyle w:val="FirstParagraph"/>
       </w:pPr>
       <w:r>
         <w:t xml:space="preserve">Please consider adding latitude and longitude labels to all map figures where appropriate. In addition, referring to specific figure subpanels throughout the text, rather than only the full figure number, would make the discussion easier to follow.</w:t>
@@ -1514,18 +1495,18 @@
           <wp:inline>
             <wp:extent cx="5334000" cy="3814324"/>
             <wp:effectExtent b="0" l="0" r="0" t="0"/>
-            <wp:docPr descr="" title="" id="28" name="Picture"/>
+            <wp:docPr descr="" title="" id="32" name="Picture"/>
             <a:graphic>
               <a:graphicData uri="http://schemas.openxmlformats.org/drawingml/2006/picture">
                 <pic:pic>
                   <pic:nvPicPr>
-                    <pic:cNvPr descr="/work/ba1066/a270064/cc_projects/aabw_5exps/nc_paper/SUBMISSION/letter_figs/fig_age_labels-1.png" id="29" name="Picture"/>
+                    <pic:cNvPr descr="/work/ba1066/a270064/cc_projects/aabw_5exps/nc_paper/SUBMISSION/letter_figs/fig_age_labels-1.png" id="33" name="Picture"/>
                     <pic:cNvPicPr>
                       <a:picLocks noChangeArrowheads="1" noChangeAspect="1"/>
                     </pic:cNvPicPr>
                   </pic:nvPicPr>
                   <pic:blipFill>
-                    <a:blip r:embed="rId27"/>
+                    <a:blip r:embed="rId31"/>
                     <a:stretch>
                       <a:fillRect/>
                     </a:stretch>
@@ -1580,8 +1561,9 @@
         <w:t xml:space="preserve">The ventilation age figure as an example of the labelling now applied throughout. Meridians are labelled just outside the map boundary and latitude circles along the 150°E meridian, at 60°S, 70°S and 80°S. Labels are placed only where there is white space, so that those of neighbouring panels do not run into one another and nothing is written over the data. The mixed layer, wind stress and composite figures have been treated the same way; please refer to the revised manuscript and supplement for the complete set.</w:t>
       </w:r>
     </w:p>
-    <w:bookmarkEnd w:id="30"/>
-    <w:bookmarkStart w:id="43" w:name="specific-comments"/>
+    <w:bookmarkEnd w:id="34"/>
+    <w:bookmarkEnd w:id="35"/>
+    <w:bookmarkStart w:id="48" w:name="specific-comments"/>
     <w:p>
       <w:pPr>
         <w:pStyle w:val="Heading2"/>
@@ -2112,18 +2094,18 @@
           <wp:inline>
             <wp:extent cx="5334000" cy="2782956"/>
             <wp:effectExtent b="0" l="0" r="0" t="0"/>
-            <wp:docPr descr="" title="" id="32" name="Picture"/>
+            <wp:docPr descr="" title="" id="37" name="Picture"/>
             <a:graphic>
               <a:graphicData uri="http://schemas.openxmlformats.org/drawingml/2006/picture">
                 <pic:pic>
                   <pic:nvPicPr>
-                    <pic:cNvPr descr="/work/ba1066/a270064/cc_projects/aabw_5exps/nc_paper/SUBMISSION/letter_figs/figR7_mld_glacial_zoom.png" id="33" name="Picture"/>
+                    <pic:cNvPr descr="/work/ba1066/a270064/cc_projects/aabw_5exps/nc_paper/SUBMISSION/letter_figs/figR7_mld_glacial_zoom.png" id="38" name="Picture"/>
                     <pic:cNvPicPr>
                       <a:picLocks noChangeArrowheads="1" noChangeAspect="1"/>
                     </pic:cNvPicPr>
                   </pic:nvPicPr>
                   <pic:blipFill>
-                    <a:blip r:embed="rId31"/>
+                    <a:blip r:embed="rId36"/>
                     <a:stretch>
                       <a:fillRect/>
                     </a:stretch>
@@ -2291,18 +2273,18 @@
           <wp:inline>
             <wp:extent cx="5334000" cy="1600200"/>
             <wp:effectExtent b="0" l="0" r="0" t="0"/>
-            <wp:docPr descr="" title="" id="35" name="Picture"/>
+            <wp:docPr descr="" title="" id="40" name="Picture"/>
             <a:graphic>
               <a:graphicData uri="http://schemas.openxmlformats.org/drawingml/2006/picture">
                 <pic:pic>
                   <pic:nvPicPr>
-                    <pic:cNvPr descr="/work/ba1066/a270064/cc_projects/aabw_5exps/nc_paper/SUBMISSION/letter_figs/figR9_ross_sector.png" id="36" name="Picture"/>
+                    <pic:cNvPr descr="/work/ba1066/a270064/cc_projects/aabw_5exps/nc_paper/SUBMISSION/letter_figs/figR9_ross_sector.png" id="41" name="Picture"/>
                     <pic:cNvPicPr>
                       <a:picLocks noChangeArrowheads="1" noChangeAspect="1"/>
                     </pic:cNvPicPr>
                   </pic:nvPicPr>
                   <pic:blipFill>
-                    <a:blip r:embed="rId34"/>
+                    <a:blip r:embed="rId39"/>
                     <a:stretch>
                       <a:fillRect/>
                     </a:stretch>
@@ -2501,18 +2483,18 @@
           <wp:inline>
             <wp:extent cx="5334000" cy="4099996"/>
             <wp:effectExtent b="0" l="0" r="0" t="0"/>
-            <wp:docPr descr="" title="" id="38" name="Picture"/>
+            <wp:docPr descr="" title="" id="43" name="Picture"/>
             <a:graphic>
               <a:graphicData uri="http://schemas.openxmlformats.org/drawingml/2006/picture">
                 <pic:pic>
                   <pic:nvPicPr>
-                    <pic:cNvPr descr="/work/ba1066/a270064/cc_projects/aabw_5exps/nc_paper/SUBMISSION/letter_figs/figS_common_axis-1.png" id="39" name="Picture"/>
+                    <pic:cNvPr descr="/work/ba1066/a270064/cc_projects/aabw_5exps/nc_paper/SUBMISSION/letter_figs/figS_common_axis-1.png" id="44" name="Picture"/>
                     <pic:cNvPicPr>
                       <a:picLocks noChangeArrowheads="1" noChangeAspect="1"/>
                     </pic:cNvPicPr>
                   </pic:nvPicPr>
                   <pic:blipFill>
-                    <a:blip r:embed="rId37"/>
+                    <a:blip r:embed="rId42"/>
                     <a:stretch>
                       <a:fillRect/>
                     </a:stretch>
@@ -2618,18 +2600,18 @@
           <wp:inline>
             <wp:extent cx="5334000" cy="5447594"/>
             <wp:effectExtent b="0" l="0" r="0" t="0"/>
-            <wp:docPr descr="" title="" id="41" name="Picture"/>
+            <wp:docPr descr="" title="" id="46" name="Picture"/>
             <a:graphic>
               <a:graphicData uri="http://schemas.openxmlformats.org/drawingml/2006/picture">
                 <pic:pic>
                   <pic:nvPicPr>
-                    <pic:cNvPr descr="/work/ba1066/a270064/cc_projects/aabw_5exps/nc_paper/SUBMISSION/letter_figs/fig03_labels-1.png" id="42" name="Picture"/>
+                    <pic:cNvPr descr="/work/ba1066/a270064/cc_projects/aabw_5exps/nc_paper/SUBMISSION/letter_figs/fig03_labels-1.png" id="47" name="Picture"/>
                     <pic:cNvPicPr>
                       <a:picLocks noChangeArrowheads="1" noChangeAspect="1"/>
                     </pic:cNvPicPr>
                   </pic:nvPicPr>
                   <pic:blipFill>
-                    <a:blip r:embed="rId40"/>
+                    <a:blip r:embed="rId45"/>
                     <a:stretch>
                       <a:fillRect/>
                     </a:stretch>
@@ -3429,8 +3411,8 @@
         <w:t xml:space="preserve">Added as Table 1; see G2.</w:t>
       </w:r>
     </w:p>
-    <w:bookmarkEnd w:id="43"/>
-    <w:bookmarkEnd w:id="44"/>
+    <w:bookmarkEnd w:id="48"/>
+    <w:bookmarkEnd w:id="49"/>
     <w:sectPr>
       <w:pgSz w:w="11906" w:h="16838"/>
       <w:pgMar w:top="1540" w:right="2480" w:bottom="3740" w:left="2000" w:header="708" w:footer="708" w:gutter="0"/>

--- a/nc_paper/SUBMISSION/response_letter_R1_1013.docx
+++ b/nc_paper/SUBMISSION/response_letter_R1_1013.docx
@@ -331,33 +331,33 @@
           <w:bCs/>
           <w:b/>
         </w:rPr>
-        <w:t xml:space="preserve">The two curves share their structure. Both show buoyancy gain at the lighter classes, a zero crossing, and densification at the heavier classes, with the freshwater term carrying the light end and both curves converging towards zero at the dense end. In our pre-industrial state the transformation reaches a minimum of -9.2 Sv, crosses zero, and peaks at +6.6 Sv; Pellichero et al. report a minimum near -22 Sv and a densification peak of 5±5 Sv. The sign structure and the order of magnitude of the densification branch therefore agree, though our light-end buoyancy gain is weaker than theirs, and our whole curve sits at lighter densities because the simulated Southern Ocean surface is fresher than observed.</w:t>
-      </w:r>
-    </w:p>
-    <w:p>
-      <w:pPr>
-        <w:pStyle w:val="BodyText"/>
-      </w:pPr>
-      <w:r>
-        <w:rPr>
-          <w:color w:val="0000CC"/>
-          <w:bCs/>
-          <w:b/>
-        </w:rPr>
-        <w:t xml:space="preserve">Two differences should be noted. Our light-end buoyancy gain is weaker than theirs, and our whole curve sits at lighter densities, because the simulated Southern Ocean surface is fresher than observed. Both follow from the same bias, which we quantify under model limitations below.</w:t>
-      </w:r>
-    </w:p>
-    <w:p>
-      <w:pPr>
-        <w:pStyle w:val="BodyText"/>
-      </w:pPr>
-      <w:r>
-        <w:rPr>
-          <w:color w:val="0000CC"/>
-          <w:bCs/>
-          <w:b/>
-        </w:rPr>
-        <w:t xml:space="preserve">The reviewer, and Reviewer 3, also asked whether we could compute an observational transformation ourselves from a reanalysis rather than citing a published one. We examined this and it is not feasible, for three reasons.</w:t>
+        <w:t xml:space="preserve">The two curves share their structure. Both show buoyancy gain at the lighter classes, a zero crossing, and densification at the heavier classes, with the freshwater term carrying the light end and both curves converging towards zero at the dense end. In our pre-industrial state the transformation reaches a minimum of -9.2 Sv, crosses zero, and peaks at +6.6 Sv; Pellichero et al. report a minimum near -22 Sv and a densification peak of 5±5 Sv. The sign structure and the order of magnitude of the densification branch therefore agree.</w:t>
+      </w:r>
+    </w:p>
+    <w:p>
+      <w:pPr>
+        <w:pStyle w:val="BodyText"/>
+      </w:pPr>
+      <w:r>
+        <w:rPr>
+          <w:color w:val="0000CC"/>
+          <w:bCs/>
+          <w:b/>
+        </w:rPr>
+        <w:t xml:space="preserve">Two differences should be noted, and they are of different kinds. Our light-end buoyancy gain is weaker than theirs, and our whole curve sits at lighter densities, because the simulated Southern Ocean surface is fresher than observed; both follow from the same bias, which we quantify under model limitations below. The other difference is definitional rather than physical, and it sets a floor on how closely the two can ever agree. What Pellichero et al. solve for is the surface flux together with the diapycnal mixing term, because the mixed layer budget cannot separate them, whereas our model diagnoses the surface flux alone. Some discrepancy is therefore expected before any model bias is considered, and the agreement in shape should be read in that light.</w:t>
+      </w:r>
+    </w:p>
+    <w:p>
+      <w:pPr>
+        <w:pStyle w:val="BodyText"/>
+      </w:pPr>
+      <w:r>
+        <w:rPr>
+          <w:color w:val="0000CC"/>
+          <w:bCs/>
+          <w:b/>
+        </w:rPr>
+        <w:t xml:space="preserve">The reviewer, and Reviewer 3, also asked whether we could compute an observational transformation ourselves from a reanalysis rather than citing a published one. We examined this and it is not feasible, for two reasons.</w:t>
       </w:r>
     </w:p>
     <w:p>
@@ -386,19 +386,6 @@
           <w:b/>
         </w:rPr>
         <w:t xml:space="preserve">Second, Pellichero et al. themselves reject that approach for this region. They write that ocean buoyancy fluxes are commonly obtained from atmospheric reanalysis datasets, but that "in the Southern Ocean such reanalysis products are poorly constrained, and essentially unusable in the seasonally sea-ice covered region." Rather than use one, they solve the mixed layer heat and salt budgets for the surface fluxes as the unknown, using the observed seasonal cycle of mixed layer temperature, salinity and depth together with Ekman and geostrophic advection and entrainment. The hydrography comes from Argo floats, ship-based observations and instrumented marine mammals, the only platform that samples under winter sea ice; the ice edge comes from SMMR and SSM/I passive microwave data for 2000-2015, and the geostrophic term from AVISO mean dynamic topography for 1993-2012. We cannot reproduce that calculation, because it rests on a seal-tag mixed layer database those authors assembled and we do not have. Computing a reanalysis transformation anyway would mean doing the very thing their paper argues cannot be done in this region.</w:t>
-      </w:r>
-    </w:p>
-    <w:p>
-      <w:pPr>
-        <w:pStyle w:val="BodyText"/>
-      </w:pPr>
-      <w:r>
-        <w:rPr>
-          <w:color w:val="0000CC"/>
-          <w:bCs/>
-          <w:b/>
-        </w:rPr>
-        <w:t xml:space="preserve">Third, the two quantities are not identical even in principle. What they solve for is the surface flux together with the diapycnal mixing term, because the mixed layer budget cannot separate the two. Our model diagnoses the surface flux alone. Some discrepancy is therefore expected on definitional grounds, before any model bias is considered, and the agreement in shape shown in Figure R1.1 should be read in that light.</w:t>
       </w:r>
     </w:p>
     <w:p>

--- a/nc_paper/SUBMISSION/response_letter_R1_1013.docx
+++ b/nc_paper/SUBMISSION/response_letter_R1_1013.docx
@@ -54,46 +54,46 @@
           <w:bCs/>
           <w:b/>
         </w:rPr>
-        <w:t xml:space="preserve">We thank the editor and the four reviewers for their detailed and constructive comments, which helped a lot improve the manuscript. A problem is pointed out, namely the disagreement between our pre-industrial result and observation-based transformation estimates for the modern Southern Ocean. We took that criticism seriously and ran the diagnostic tests that Reviewers 2 and 3 proposed. The outcome is more informative than we expected, and it has changed how we frame the paper.</w:t>
-      </w:r>
-    </w:p>
-    <w:p>
-      <w:pPr>
-        <w:pStyle w:val="BodyText"/>
-      </w:pPr>
-      <w:r>
-        <w:rPr>
-          <w:color w:val="0000CC"/>
-          <w:bCs/>
-          <w:b/>
-        </w:rPr>
-        <w:t xml:space="preserve">In brief, the disagreement has two separable causes. The first is the integration domain, as 42.7% of the area we integrated over lies outside the winter sea ice edge and is therefore water that Pellichero et al. did not include. The second is the density range. Resolving the transformation by density class over the sea ice zone alone shows that our pre-industrial state is not uniformly thermally driven. Only one class is thermally dominated, the band around σ2 36.75 to 37.00 where heat contributes 70% of the transformation. Denser class is haline dominated, with the sea ice term supplying 93% of the transformation above σ2 37.00, and the lighter classes are dominated by the freshwater terms. The thermal signature is therefore confined to a narrow band at intermediate and mode water densities, and it sits lighter than the bottom water cell that Pellichero et al. describe.</w:t>
-      </w:r>
-    </w:p>
-    <w:p>
-      <w:pPr>
-        <w:pStyle w:val="BodyText"/>
-      </w:pPr>
-      <w:r>
-        <w:rPr>
-          <w:color w:val="0000CC"/>
-          <w:bCs/>
-          <w:b/>
-        </w:rPr>
-        <w:t xml:space="preserve">For glacial states, every density class in the Last Glacial Maximum and Marine Isotope Stage 3 is haline dominated, with thermal shares between 4% and 28% and sea ice alone accounting for most of the transformation in the dense classes. The shift from a partly thermal interglacial to an unambiguously haline glacial is visible, which is the result the paper rests on.</w:t>
-      </w:r>
-    </w:p>
-    <w:p>
-      <w:pPr>
-        <w:pStyle w:val="BodyText"/>
-      </w:pPr>
-      <w:r>
-        <w:rPr>
-          <w:color w:val="0000CC"/>
-          <w:bCs/>
-          <w:b/>
-        </w:rPr>
-        <w:t xml:space="preserve">A residual discrepancy remains after both effects are accounted for. Our pre-industrial Southern Ocean is too warm and too fresh near Antarctica, a bias shared by most coupled models, and our dense water forms by open-ocean convection in the Weddell gyre rather than by dense shelf water overflow. Both push the transformation toward lighter and more exposed water than the observations sample. We now state this plainly. What the paper claims, however, is the relative change between climate states rather than the absolute values. On that basis we consider the regime shift robust, and we have bounded the rest of our claims accordingly.</w:t>
+        <w:t xml:space="preserve">We thank the editor and the four reviewers for their detailed and constructive comments, which helped a lot improve the manuscript. A question is pointed out, namely the comparison between our pre-industrial result and observation-based transformation estimates for the modern Southern Ocean. We took that seriously and ran the diagnostic tests that Reviewers 2 and 3 proposed. The result is more informative than we expected.</w:t>
+      </w:r>
+    </w:p>
+    <w:p>
+      <w:pPr>
+        <w:pStyle w:val="BodyText"/>
+      </w:pPr>
+      <w:r>
+        <w:rPr>
+          <w:color w:val="0000CC"/>
+          <w:bCs/>
+          <w:b/>
+        </w:rPr>
+        <w:t xml:space="preserve">We firstly compare our result with the classic WMT observation from Pellichero et al. (2018). In our manuscript, 42.7% of the studied area we integrated over lies outside the sea ice edge and is therefore water region that Pellichero et al. did not include. After we apply WMT analysis over the same domain and the same season as Pellichero et al. did, we got a WMT curve similar as theirs, and freshwater component dominate the light water class (&lt; 27.1 kg/m3) and the dense water class (&gt; 27.67 kg/m3), while the thermal signature is confined to a band at intermediate water densities. Thus the driving component for WMT is actually mixed. The second reason is that Pellichero et al. worked from a different kind of quantity than ours. Their estimate rests on Argo floats, ship-based profiles and instrumented marine mammals, the last being the only platform that samples under winter sea ice, with the ice edge taken from SMMR and SSM/I passive microwave data for 2000 to 2015 and the geostrophic term from AVISO mean dynamic topography for 1993 to 2012. They do not measure the surface fluxes at all. They solve the mixed layer heat and salt budgets with the flux as the unknown, so what they recover is the surface flux together with the diapycnal mixing term, which that budget cannot separate, whereas our model diagnoses the surface flux alone. The uncertainties they state are the mixed layer detection method, the instrumental errors in pressure, temperature and conductivity, and the spatial sampling, which is sparsest in precisely the ice-covered region that matters most here. Some difference is therefore unavoidable before any model bias is considered. Their freshwater term, on the other hand, is the same quantity as ours. They define it as the flux from evaporation, precipitation and ice formation or melt, so it carries the sea ice contribution exactly as our total freshwater term does. Note that Southern Ocean is more warm and too fresh near Antarctica compared to observation, a bias shared by most coupled models, and this pushes our WMT curve toward lighter density than the Pellichero et al. describe, which is to say our whole curve is displaced toward the light end relative to theirs. We now state this plainly. What the paper claims, however, is the relative change between climate states rather than the absolute values. On that basis we consider the regime shift robust, and we have bounded the rest of our claims accordingly.</w:t>
+      </w:r>
+    </w:p>
+    <w:p>
+      <w:pPr>
+        <w:pStyle w:val="BodyText"/>
+      </w:pPr>
+      <w:r>
+        <w:rPr>
+          <w:color w:val="0000CC"/>
+          <w:bCs/>
+          <w:b/>
+        </w:rPr>
+        <w:t xml:space="preserve">We then compare our result with the ORAS5 reanalysis for 1999 to 2018, the Argo-rich part of the record where the assimilation constrains the Southern Ocean most strongly. ORAS5 carries no sea ice thermodynamic term in its freshwater flux, so we removed the sea ice contribution from our own flux as well and compared the same two terms on each side, heat and evaporation minus precipitation minus runoff. Over the sea ice zone in the annual mean, the same domain as Pellichero et al., the two agree closely: our densification branch peaks at +5.0 Sv against +4.4 Sv in ORAS5, one density class apart, and both show the light-end buoyancy gain, ours reaching -8.0 Sv against -12.9 Sv. Over the domain and season our paper uses, south of 60°S in JJA, both curves are positive almost everywhere and peak in the same density class, but ours is the stronger of the two, +62.9 against +36.8 Sv. We read the agreement in sign, shape and peak location as support for the diagnostic, and the winter amplitude difference as a consequence of our deeper and more extensive winter mixed layers, which expose more water to the atmosphere than the reanalysis does. In the densest classes neither curve sustains transformation, which is expected once the brine input is removed from both sides.</w:t>
+      </w:r>
+    </w:p>
+    <w:p>
+      <w:pPr>
+        <w:pStyle w:val="BodyText"/>
+      </w:pPr>
+      <w:r>
+        <w:rPr>
+          <w:color w:val="0000CC"/>
+          <w:bCs/>
+          <w:b/>
+        </w:rPr>
+        <w:t xml:space="preserve">The ORAS5 comparison is informative but it is not independent validation, and the revised text says so. ORAS5 is a model constrained by observations rather than a measurement, and the two fields this calculation needs are the two that are least constrained, since no observing system measures an air-sea flux directly. That is the same objection Pellichero et al. raise when they decline to use reanalysis fluxes, writing that in the Southern Ocean such products are poorly constrained and essentially unusable in the seasonally ice-covered region.</w:t>
       </w:r>
     </w:p>
     <w:p>
@@ -215,20 +215,20 @@
           <w:bCs/>
           <w:b/>
         </w:rPr>
-        <w:t xml:space="preserve">The reviewer is right that Figure A4 showed only model curves. We now place our pre-industrial transformation beside the observation-based estimate of Pellichero et al. (2018), computed over the same domain and the same season as theirs.</w:t>
-      </w:r>
-    </w:p>
-    <w:p>
-      <w:pPr>
-        <w:pStyle w:val="BodyText"/>
-      </w:pPr>
-      <w:r>
-        <w:rPr>
-          <w:color w:val="0000CC"/>
-          <w:bCs/>
-          <w:b/>
-        </w:rPr>
-        <w:t xml:space="preserve">Pellichero et al. (2018) derived an observation-based estimate of the overturning sustained by surface buoyancy fluxes in the Southern Ocean sea ice sector. We compare against them because their sector, the region enclosed by the September 15% sea ice concentration, is the part of our domain where the comparison is meaningful, and because theirs is the estimate most often set against model results of this kind. To match them we recomputed our transformation over that sector, and took the annual mean rather than the austral winter mean used elsewhere in the paper.</w:t>
+        <w:t xml:space="preserve">The reviewer is right that Figure A4 showed only model curves. We now place our pre-industrial transformation beside the observation-based estimate of Pellichero et al. (2018). The result of Pellichero et al. comes from Argo floats, ship-based observations and instrumented marine mammals, the only platform that samples under winter sea ice; the ice edge comes from SMMR and SSM/I passive microwave data for 2000-2015, and the geostrophic term from AVISO mean dynamic topography for 1993-2012. We cannot reproduce that calculation, because it rests on a seal-tag mixed layer database those authors assembled and we do not have. We have therefore compared our figure against their published figure.</w:t>
+      </w:r>
+    </w:p>
+    <w:p>
+      <w:pPr>
+        <w:pStyle w:val="BodyText"/>
+      </w:pPr>
+      <w:r>
+        <w:rPr>
+          <w:color w:val="0000CC"/>
+          <w:bCs/>
+          <w:b/>
+        </w:rPr>
+        <w:t xml:space="preserve">To match Pellichero et al. (2018), we recomputed our transformation over the same sector enclosed by the September 15% sea ice concentration, and took the annual mean instead of the austral winter mean used elsewhere in our manuscript.</w:t>
       </w:r>
     </w:p>
     <w:p>
@@ -238,14 +238,14 @@
       <w:r>
         <w:drawing>
           <wp:inline>
-            <wp:extent cx="5334000" cy="1927122"/>
+            <wp:extent cx="5334000" cy="5943600"/>
             <wp:effectExtent b="0" l="0" r="0" t="0"/>
             <wp:docPr descr="" title="" id="22" name="Picture"/>
             <a:graphic>
               <a:graphicData uri="http://schemas.openxmlformats.org/drawingml/2006/picture">
                 <pic:pic>
                   <pic:nvPicPr>
-                    <pic:cNvPr descr="/work/ba1066/a270064/cc_projects/aabw_5exps/nc_paper/SUBMISSION/letter_figs/figR16_pi_vs_pellichero.png" id="23" name="Picture"/>
+                    <pic:cNvPr descr="/work/ba1066/a270064/cc_projects/aabw_5exps/nc_paper/SUBMISSION/letter_figs/figR20_wmt_merged.png" id="23" name="Picture"/>
                     <pic:cNvPicPr>
                       <a:picLocks noChangeArrowheads="1" noChangeAspect="1"/>
                     </pic:cNvPicPr>
@@ -259,7 +259,7 @@
                   <pic:spPr bwMode="auto">
                     <a:xfrm>
                       <a:off x="0" y="0"/>
-                      <a:ext cx="5334000" cy="1927122"/>
+                      <a:ext cx="5334000" cy="5943600"/>
                     </a:xfrm>
                     <a:prstGeom prst="rect">
                       <a:avLst/>
@@ -303,102 +303,128 @@
           <w:iCs/>
           <w:i/>
         </w:rPr>
-        <w:t xml:space="preserve">(a) Simulated pre-industrial transformation in the seasonal sea ice zone, annual mean, decomposed into the heat and freshwater contributions. (b) The observational estimate of Pellichero et al. (2018), their Fig. 3a, reproduced for comparison. The density axes differ deliberately: ours is potential density σ</w:t>
-      </w:r>
-      <w:r>
-        <w:rPr>
-          <w:vertAlign w:val="subscript"/>
-          <w:iCs/>
-          <w:i/>
-        </w:rPr>
-        <w:t xml:space="preserve">2</w:t>
-      </w:r>
-      <w:r>
-        <w:rPr>
-          <w:iCs/>
-          <w:i/>
-        </w:rPr>
-        <w:t xml:space="preserve">, theirs neutral density γ. Our simulated surface water is lighter than observed, so plotting both on one axis would imply a point-by-point correspondence that does not exist.</w:t>
-      </w:r>
-    </w:p>
-    <w:p>
-      <w:pPr>
-        <w:pStyle w:val="BodyText"/>
-      </w:pPr>
-      <w:r>
-        <w:rPr>
-          <w:color w:val="0000CC"/>
-          <w:bCs/>
-          <w:b/>
-        </w:rPr>
-        <w:t xml:space="preserve">The two curves share their structure. Both show buoyancy gain at the lighter classes, a zero crossing, and densification at the heavier classes, with the freshwater term carrying the light end and both curves converging towards zero at the dense end. In our pre-industrial state the transformation reaches a minimum of -9.2 Sv, crosses zero, and peaks at +6.6 Sv; Pellichero et al. report a minimum near -22 Sv and a densification peak of 5±5 Sv. The sign structure and the order of magnitude of the densification branch therefore agree.</w:t>
-      </w:r>
-    </w:p>
-    <w:p>
-      <w:pPr>
-        <w:pStyle w:val="BodyText"/>
-      </w:pPr>
-      <w:r>
-        <w:rPr>
-          <w:color w:val="0000CC"/>
-          <w:bCs/>
-          <w:b/>
-        </w:rPr>
-        <w:t xml:space="preserve">Two differences should be noted, and they are of different kinds. Our light-end buoyancy gain is weaker than theirs, and our whole curve sits at lighter densities, because the simulated Southern Ocean surface is fresher than observed; both follow from the same bias, which we quantify under model limitations below. The other difference is definitional rather than physical, and it sets a floor on how closely the two can ever agree. What Pellichero et al. solve for is the surface flux together with the diapycnal mixing term, because the mixed layer budget cannot separate them, whereas our model diagnoses the surface flux alone. Some discrepancy is therefore expected before any model bias is considered, and the agreement in shape should be read in that light.</w:t>
-      </w:r>
-    </w:p>
-    <w:p>
-      <w:pPr>
-        <w:pStyle w:val="BodyText"/>
-      </w:pPr>
-      <w:r>
-        <w:rPr>
-          <w:color w:val="0000CC"/>
-          <w:bCs/>
-          <w:b/>
-        </w:rPr>
-        <w:t xml:space="preserve">The reviewer, and Reviewer 3, also asked whether we could compute an observational transformation ourselves from a reanalysis rather than citing a published one. We examined this and it is not feasible, for two reasons.</w:t>
-      </w:r>
-    </w:p>
-    <w:p>
-      <w:pPr>
-        <w:pStyle w:val="BodyText"/>
-      </w:pPr>
-      <w:r>
-        <w:rPr>
-          <w:color w:val="0000CC"/>
-          <w:bCs/>
-          <w:b/>
-        </w:rPr>
-        <w:t xml:space="preserve">First, such data do not exist. A transformation budget needs the net surface heat flux, the net surface freshwater flux, and the sea ice thermodynamic salt flux. We checked the Copernicus ocean reanalyses, namely GLORYS12, the GREP ensemble and the analysis-forecast product, which carry temperature, salinity, velocity and sea ice state but no surface flux fields at all. ORAS5 does carry a net downward heat flux and a net upward water flux, but we tested its water flux inside the September ice zone and found no freezing signal: at peak freezing it is -1.2e-5 kg m-2 s-1 against -1.6e-5 at peak melt, so the field is evaporation minus precipitation minus runoff and excludes the sea ice term. The sea ice contribution is precisely the term that decides the question at issue, and no reanalysis we could find supplies it.</w:t>
-      </w:r>
-    </w:p>
-    <w:p>
-      <w:pPr>
-        <w:pStyle w:val="BodyText"/>
-      </w:pPr>
-      <w:r>
-        <w:rPr>
-          <w:color w:val="0000CC"/>
-          <w:iCs/>
-          <w:i/>
-          <w:bCs/>
-          <w:b/>
-        </w:rPr>
-        <w:t xml:space="preserve">Second, Pellichero et al. themselves reject that approach for this region. They write that ocean buoyancy fluxes are commonly obtained from atmospheric reanalysis datasets, but that "in the Southern Ocean such reanalysis products are poorly constrained, and essentially unusable in the seasonally sea-ice covered region." Rather than use one, they solve the mixed layer heat and salt budgets for the surface fluxes as the unknown, using the observed seasonal cycle of mixed layer temperature, salinity and depth together with Ekman and geostrophic advection and entrainment. The hydrography comes from Argo floats, ship-based observations and instrumented marine mammals, the only platform that samples under winter sea ice; the ice edge comes from SMMR and SSM/I passive microwave data for 2000-2015, and the geostrophic term from AVISO mean dynamic topography for 1993-2012. We cannot reproduce that calculation, because it rests on a seal-tag mixed layer database those authors assembled and we do not have. Computing a reanalysis transformation anyway would mean doing the very thing their paper argues cannot be done in this region.</w:t>
-      </w:r>
-    </w:p>
-    <w:p>
-      <w:pPr>
-        <w:pStyle w:val="BodyText"/>
-      </w:pPr>
-      <w:r>
-        <w:rPr>
-          <w:color w:val="0000CC"/>
-          <w:bCs/>
-          <w:b/>
-        </w:rPr>
-        <w:t xml:space="preserve">We have therefore compared against their published result rather than recomputing one.</w:t>
+        <w:t xml:space="preserve">Transformation rate against neutral density γ, in three comparisons. Top row, the seasonal sea ice zone in the annual mean, with all terms present: (a) our pre-industrial state, decomposed into the heat, freshwater and sea ice contributions, and (b) the observational estimate of Pellichero et al. (2018), their Fig. 3a, reproduced for comparison. Pink shading in (a) marks where the heat term carries the total and blue shading where the freshwater term does, classified point by point along the drawn curve rather than by density bin, which places the thermally driven band at γ = 27.10–27.68 kg m</w:t>
+      </w:r>
+      <w:r>
+        <w:rPr>
+          <w:vertAlign w:val="superscript"/>
+          <w:iCs/>
+          <w:i/>
+        </w:rPr>
+        <w:t xml:space="preserve">-3</w:t>
+      </w:r>
+      <w:r>
+        <w:rPr>
+          <w:iCs/>
+          <w:i/>
+        </w:rPr>
+        <w:t xml:space="preserve">. Middle row, the same domain and season against the ORAS5 reanalysis for 1999-2018: (c) our state with the sea ice contribution removed and (d) ORAS5, which carries heat and evaporation minus precipitation minus runoff only. Bottom row, the domain and season the paper itself uses, south of 60°S in JJA: (e) ours with the sea ice contribution removed and (f) ORAS5. Rows two and three are unshaded, because with the sea ice term absent from both sides a heat-against-freshwater classification would describe an incomplete freshwater flux and read as a physical result rather than a missing field. Our simulated surface water is lighter than observed, so equal γ does not identify the same water mass across panels.</w:t>
+      </w:r>
+    </w:p>
+    <w:p>
+      <w:pPr>
+        <w:pStyle w:val="BodyText"/>
+      </w:pPr>
+      <w:r>
+        <w:rPr>
+          <w:color w:val="0000CC"/>
+          <w:bCs/>
+          <w:b/>
+        </w:rPr>
+        <w:t xml:space="preserve">As seen in Fig. R1.1a-b, the two curves share their structure. Both show buoyancy gain at the lighter classes, a zero crossing, and densification at the heavier classes, with the freshwater term carrying the light end and both curves converging towards zero at the dense end. Freshwater component dominate the light water class (&lt; 27.1 kg/m3) and the dense end (&gt; 27.67 kg/m3), shown by the blue shading in Fig. R1.1a, while the thermal signature is confined to a band at intermediate water densities, the pink shading in Fig. R1.1a. In our pre-industrial state the transformation reaches a minimum of -9.2 Sv, crosses zero, and peaks at +6.6 Sv; Pellichero et al. report a minimum near -22 Sv and a densification peak of 5±5 Sv. The sign structure and the order of magnitude of the densification branch therefore agree.</w:t>
+      </w:r>
+    </w:p>
+    <w:p>
+      <w:pPr>
+        <w:pStyle w:val="BodyText"/>
+      </w:pPr>
+      <w:r>
+        <w:rPr>
+          <w:color w:val="0000CC"/>
+          <w:bCs/>
+          <w:b/>
+        </w:rPr>
+        <w:t xml:space="preserve">Two differences should be noted, and they are of different kinds. Our light-end buoyancy gain is weaker than theirs, and our whole curve sits at lighter densities, because the simulated Southern Ocean surface is fresher than observed; both follow from the same bias, which we quantify under model limitations below.</w:t>
+      </w:r>
+    </w:p>
+    <w:p>
+      <w:pPr>
+        <w:pStyle w:val="BodyText"/>
+      </w:pPr>
+      <w:r>
+        <w:rPr>
+          <w:color w:val="0000CC"/>
+          <w:bCs/>
+          <w:b/>
+        </w:rPr>
+        <w:t xml:space="preserve">It should be noted that the difference could be definitional, and it sets a floor on how closely the two can ever agree. Pellichero et al. solve the mixed layer heat and salt budgets for the surface fluxes as the unknown, using the observed seasonal cycle of mixed layer temperature, salinity and depth together with Ekman and geostrophic advection and entrainment. Thus, what Pellichero et al. solve for is the surface flux together with the diapycnal mixing term, because the mixed layer budget cannot separate them, whereas our model diagnoses the surface flux alone. Some discrepancy is therefore expected before any model bias is considered, and the agreement in shape should be read in that light. Their freshwater term, by contrast, is the same quantity as ours, since they define it as the flux from evaporation, precipitation and ice formation or melt, so the sea ice contribution is included on both sides of that particular comparison.</w:t>
+      </w:r>
+    </w:p>
+    <w:p>
+      <w:pPr>
+        <w:pStyle w:val="BodyText"/>
+      </w:pPr>
+      <w:r>
+        <w:rPr>
+          <w:color w:val="0000CC"/>
+          <w:bCs/>
+          <w:b/>
+        </w:rPr>
+        <w:t xml:space="preserve">The reviewer, and Reviewer 3, also asked whether we could compute an observational transformation ourselves from a reanalysis rather than citing a published one. A transformation budget needs the net surface heat flux, the net surface freshwater flux, and the sea ice thermodynamic salt flux. We checked the Copernicus ocean reanalyses, namely GLORYS12, the GREP ensemble and the analysis-forecast product, which carry temperature, salinity, velocity and sea ice state but no surface flux fields at all. ORAS5 does carry a net heat flux and a net water flux, but excluding the sea ice term: we tested its water flux inside the September ice zone and found no freezing signal, -1.2e-5 kg m-2 s-1 at peak freezing against -1.6e-5 at peak melt, so the field is evaporation minus precipitation minus runoff. Therefore, we calculate transformation based on ORAS5, and for consistency, we also remove the sea ice term from our model, then compare our model results with ORAS5.</w:t>
+      </w:r>
+    </w:p>
+    <w:p>
+      <w:pPr>
+        <w:pStyle w:val="BodyText"/>
+      </w:pPr>
+      <w:r>
+        <w:rPr>
+          <w:color w:val="0000CC"/>
+          <w:bCs/>
+          <w:b/>
+        </w:rPr>
+        <w:t xml:space="preserve">The results are shown in Fig. R1.1c-f. Over the sea ice zone in the annual mean, panels (c) and (d), the agreement is close. Our densification branch peaks at +5.0 Sv and the ORAS5 branch at +4.4 Sv, one density class apart at γ 27.49 against 27.28, and both show the light-end buoyancy gain, ours reaching a minimum of -8.0 Sv against -12.9 Sv in the reanalysis. The sign structure, the position of the zero crossing and the magnitude of the densification peak therefore agree on a domain neither calculation was tuned to.</w:t>
+      </w:r>
+    </w:p>
+    <w:p>
+      <w:pPr>
+        <w:pStyle w:val="BodyText"/>
+      </w:pPr>
+      <w:r>
+        <w:rPr>
+          <w:color w:val="0000CC"/>
+          <w:bCs/>
+          <w:b/>
+        </w:rPr>
+        <w:t xml:space="preserve">Over the domain and season the paper itself uses, south of 60°S in JJA, panels (e) and (f), the two agree in shape but not in amplitude. Both are positive almost everywhere, since in winter the whole sector is losing buoyancy, and both peak in the same density class at γ 27.28 and 27.08 respectively. Ours is the stronger, +62.9 Sv against +36.8 Sv. We do not attribute that gap to the reanalysis being correct. Our winter mixed layers south of 60°S are deeper and more extensive than in ORAS5, which exposes more water to the atmosphere and so supports more transformation, and the same bias is visible directly in the mixed layer depth comparison shown later in this response. We therefore read the winter comparison as agreement in sign, shape and density class, with an amplitude difference that follows from a mixed layer bias we document rather than from the diagnostic itself.</w:t>
+      </w:r>
+    </w:p>
+    <w:p>
+      <w:pPr>
+        <w:pStyle w:val="BodyText"/>
+      </w:pPr>
+      <w:r>
+        <w:rPr>
+          <w:color w:val="0000CC"/>
+          <w:bCs/>
+          <w:b/>
+        </w:rPr>
+        <w:t xml:space="preserve">In the densest classes, above γ 27.7, neither curve sustains much transformation once the sea ice term is removed from both sides, which is the expected outcome: that is the class where brine rejection does the work, and it is exactly the term ORAS5 cannot supply. With the term restored, our own dense-class transformation is positive, which is the result the paper rests on and the one no available reanalysis can be used to check.</w:t>
+      </w:r>
+    </w:p>
+    <w:p>
+      <w:pPr>
+        <w:pStyle w:val="BodyText"/>
+      </w:pPr>
+      <w:r>
+        <w:rPr>
+          <w:color w:val="0000CC"/>
+          <w:iCs/>
+          <w:i/>
+          <w:bCs/>
+          <w:b/>
+        </w:rPr>
+        <w:t xml:space="preserve">Two caveats bound what this comparison can support. ORAS5 is a model constrained by observations rather than a measurement, and the two fields the calculation needs are the two that are least constrained, since no observing system measures an air-sea flux directly; its heat flux is computed from ERA-Interim forcing and then adjusted by sea surface temperature restoring, not fitted to any flux observation. And Pellichero et al. themselves reject this approach for this region, writing that ocean buoyancy fluxes are commonly obtained from atmospheric reanalysis datasets but that "in the Southern Ocean such reanalysis products are poorly constrained, and essentially unusable in the seasonally sea-ice covered region." We therefore present the ORAS5 comparison as a consistency check on the diagnostic rather than as independent validation, and we continue to treat their published result as the observational reference.</w:t>
       </w:r>
     </w:p>
     <w:p>
@@ -3395,7 +3421,7 @@
           <w:bCs/>
           <w:b/>
         </w:rPr>
-        <w:t xml:space="preserve">Added as Table 1; see G2.</w:t>
+        <w:t xml:space="preserve">Added as Table 1; please see our response to the second general comment.</w:t>
       </w:r>
     </w:p>
     <w:bookmarkEnd w:id="48"/>
